--- a/Teoría/Trabajo Práctico — Parcial 2 | Bases de Datos 2.docx
+++ b/Teoría/Trabajo Práctico — Parcial 2 | Bases de Datos 2.docx
@@ -9,20 +9,19 @@
         <w:ind/>
         <w:rPr/>
       </w:pPr>
-      <w:r/>
       <w:r>
         <mc:AlternateContent>
           <mc:Choice Requires="wpg">
             <w:drawing>
-              <wp:anchor xmlns:wp="http://schemas.openxmlformats.org/drawingml/2006/wordprocessingDrawing" xmlns:wp14="http://schemas.microsoft.com/office/word/2010/wordprocessingDrawing" distT="0" distB="0" distL="115200" distR="115200" simplePos="0" relativeHeight="3072" behindDoc="0" locked="0" layoutInCell="1" allowOverlap="1">
+              <wp:anchor xmlns:wp="http://schemas.openxmlformats.org/drawingml/2006/wordprocessingDrawing" xmlns:wp14="http://schemas.microsoft.com/office/word/2010/wordprocessingDrawing" distT="0" distB="0" distL="115200" distR="115200" simplePos="0" relativeHeight="5120" behindDoc="0" locked="0" layoutInCell="1" allowOverlap="1">
                 <wp:simplePos x="0" y="0"/>
                 <wp:positionH relativeFrom="column">
-                  <wp:posOffset>-874343</wp:posOffset>
+                  <wp:posOffset>-1031291</wp:posOffset>
                 </wp:positionH>
                 <wp:positionV relativeFrom="paragraph">
-                  <wp:posOffset>-728790</wp:posOffset>
+                  <wp:posOffset>-659894</wp:posOffset>
                 </wp:positionV>
-                <wp:extent cx="7148726" cy="10723089"/>
+                <wp:extent cx="7465218" cy="10567463"/>
                 <wp:effectExtent l="0" t="0" r="0" b="0"/>
                 <wp:wrapNone/>
                 <wp:docPr id="1" name=""/>
@@ -33,7 +32,7 @@
                   <a:graphicData uri="http://schemas.openxmlformats.org/drawingml/2006/picture">
                     <pic:pic xmlns:pic="http://schemas.openxmlformats.org/drawingml/2006/picture">
                       <pic:nvPicPr>
-                        <pic:cNvPr id="2079986112" name=""/>
+                        <pic:cNvPr id="1185112553" name=""/>
                         <pic:cNvPicPr>
                           <a:picLocks noChangeAspect="1"/>
                         </pic:cNvPicPr>
@@ -46,7 +45,7 @@
                       <pic:spPr bwMode="auto">
                         <a:xfrm flipH="0" flipV="0">
                           <a:off x="0" y="0"/>
-                          <a:ext cx="7148725" cy="10723088"/>
+                          <a:ext cx="7465218" cy="10567463"/>
                         </a:xfrm>
                         <a:prstGeom prst="rect">
                           <a:avLst/>
@@ -79,7 +78,7 @@
                 <v:path o:extrusionok="f" gradientshapeok="t" o:connecttype="rect"/>
                 <o:lock v:ext="edit" aspectratio="t"/>
               </v:shapetype>
-              <v:shape id="_x0000_i0" o:spid="_x0000_s0" type="#_x0000_t75" style="position:absolute;z-index:3072;o:allowoverlap:true;o:allowincell:true;mso-position-horizontal-relative:text;margin-left:-68.85pt;mso-position-horizontal:absolute;mso-position-vertical-relative:text;margin-top:-57.39pt;mso-position-vertical:absolute;width:562.89pt;height:844.34pt;mso-wrap-distance-left:9.07pt;mso-wrap-distance-top:0.00pt;mso-wrap-distance-right:9.07pt;mso-wrap-distance-bottom:0.00pt;z-index:1;" stroked="false">
+              <v:shape id="_x0000_i0" o:spid="_x0000_s0" type="#_x0000_t75" style="position:absolute;z-index:5120;o:allowoverlap:true;o:allowincell:true;mso-position-horizontal-relative:text;margin-left:-81.20pt;mso-position-horizontal:absolute;mso-position-vertical-relative:text;margin-top:-51.96pt;mso-position-vertical:absolute;width:587.81pt;height:832.08pt;mso-wrap-distance-left:9.07pt;mso-wrap-distance-top:0.00pt;mso-wrap-distance-right:9.07pt;mso-wrap-distance-bottom:0.00pt;z-index:1;" stroked="false">
                 <v:imagedata r:id="rId9" o:title=""/>
                 <o:lock v:ext="edit" rotation="t"/>
               </v:shape>
@@ -87,6 +86,7 @@
           </mc:Fallback>
         </mc:AlternateContent>
       </w:r>
+      <w:r/>
       <w:r/>
     </w:p>
     <w:p>

--- a/Teoría/Trabajo Práctico — Parcial 2 | Bases de Datos 2.docx
+++ b/Teoría/Trabajo Práctico — Parcial 2 | Bases de Datos 2.docx
@@ -104,17 +104,1617 @@
     </w:p>
     <w:p>
       <w:pPr>
-        <w:pBdr/>
-        <w:spacing/>
-        <w:ind/>
+        <w:pStyle w:val="139"/>
+        <w:pBdr>
+          <w:top w:val="none" w:color="000000" w:sz="4" w:space="0"/>
+          <w:left w:val="none" w:color="000000" w:sz="4" w:space="0"/>
+          <w:bottom w:val="none" w:color="000000" w:sz="4" w:space="0"/>
+          <w:right w:val="none" w:color="000000" w:sz="4" w:space="0"/>
+        </w:pBdr>
+        <w:spacing/>
+        <w:ind w:right="0" w:firstLine="0" w:left="0"/>
         <w:rPr/>
       </w:pPr>
       <w:r>
         <w:rPr>
-          <w:lang w:val="en-US"/>
+          <w:rFonts w:ascii="Times New Roman" w:hAnsi="Times New Roman" w:eastAsia="Times New Roman" w:cs="Times New Roman"/>
+          <w:b/>
+          <w:color w:val="000000"/>
+          <w:sz w:val="48"/>
         </w:rPr>
-        <w:t xml:space="preserve">ss</w:t>
+        <w:t xml:space="preserve">PARTE 2 — Modelado NoSQL: Diseño y Justificación</w:t>
       </w:r>
+      <w:r/>
+    </w:p>
+    <w:p>
+      <w:pPr>
+        <w:pStyle w:val="140"/>
+        <w:pBdr>
+          <w:top w:val="none" w:color="000000" w:sz="4" w:space="0"/>
+          <w:left w:val="none" w:color="000000" w:sz="4" w:space="0"/>
+          <w:bottom w:val="none" w:color="000000" w:sz="4" w:space="0"/>
+          <w:right w:val="none" w:color="000000" w:sz="4" w:space="0"/>
+        </w:pBdr>
+        <w:spacing/>
+        <w:ind w:right="0" w:firstLine="0" w:left="0"/>
+        <w:rPr/>
+      </w:pPr>
+      <w:r>
+        <w:rPr>
+          <w:rFonts w:ascii="Times New Roman" w:hAnsi="Times New Roman" w:eastAsia="Times New Roman" w:cs="Times New Roman"/>
+          <w:b/>
+          <w:color w:val="000000"/>
+          <w:sz w:val="36"/>
+        </w:rPr>
+        <w:t xml:space="preserve">1. Criterio de diseño: primero las consultas, después el modelo</w:t>
+      </w:r>
+      <w:r/>
+    </w:p>
+    <w:p>
+      <w:pPr>
+        <w:pBdr>
+          <w:top w:val="none" w:color="000000" w:sz="4" w:space="0"/>
+          <w:left w:val="none" w:color="000000" w:sz="4" w:space="0"/>
+          <w:bottom w:val="none" w:color="000000" w:sz="4" w:space="0"/>
+          <w:right w:val="none" w:color="000000" w:sz="4" w:space="0"/>
+        </w:pBdr>
+        <w:spacing/>
+        <w:ind w:right="0" w:firstLine="0" w:left="0"/>
+        <w:rPr/>
+      </w:pPr>
+      <w:r>
+        <w:rPr>
+          <w:rFonts w:ascii="Times New Roman" w:hAnsi="Times New Roman" w:eastAsia="Times New Roman" w:cs="Times New Roman"/>
+          <w:color w:val="000000"/>
+          <w:sz w:val="24"/>
+        </w:rPr>
+        <w:t xml:space="preserve">Antes de definir cualquier colección, identificamos las operaciones más frecuentes del sistema. En MongoDB, el diseño no parte de la normalización sino de las consultas: se modela en función de cómo se va a leer y escribir la información. Este principio, c</w:t>
+      </w:r>
+      <w:r>
+        <w:rPr>
+          <w:rFonts w:ascii="Times New Roman" w:hAnsi="Times New Roman" w:eastAsia="Times New Roman" w:cs="Times New Roman"/>
+          <w:color w:val="000000"/>
+          <w:sz w:val="24"/>
+        </w:rPr>
+        <w:t xml:space="preserve">onocido como </w:t>
+      </w:r>
+      <w:r>
+        <w:rPr>
+          <w:rFonts w:ascii="Times New Roman" w:hAnsi="Times New Roman" w:eastAsia="Times New Roman" w:cs="Times New Roman"/>
+          <w:i/>
+          <w:color w:val="000000"/>
+          <w:sz w:val="24"/>
+        </w:rPr>
+        <w:t xml:space="preserve">diseño impulsado por consultas</w:t>
+      </w:r>
+      <w:r>
+        <w:rPr>
+          <w:rFonts w:ascii="Times New Roman" w:hAnsi="Times New Roman" w:eastAsia="Times New Roman" w:cs="Times New Roman"/>
+          <w:color w:val="000000"/>
+          <w:sz w:val="24"/>
+        </w:rPr>
+        <w:t xml:space="preserve">, fue el marco que guió todas nuestras decisiones.</w:t>
+      </w:r>
+      <w:r/>
+    </w:p>
+    <w:p>
+      <w:pPr>
+        <w:pBdr>
+          <w:top w:val="none" w:color="000000" w:sz="4" w:space="0"/>
+          <w:left w:val="none" w:color="000000" w:sz="4" w:space="0"/>
+          <w:bottom w:val="none" w:color="000000" w:sz="4" w:space="0"/>
+          <w:right w:val="none" w:color="000000" w:sz="4" w:space="0"/>
+        </w:pBdr>
+        <w:spacing/>
+        <w:ind w:right="0" w:firstLine="0" w:left="0"/>
+        <w:rPr/>
+      </w:pPr>
+      <w:r>
+        <w:rPr>
+          <w:rFonts w:ascii="Times New Roman" w:hAnsi="Times New Roman" w:eastAsia="Times New Roman" w:cs="Times New Roman"/>
+          <w:color w:val="000000"/>
+          <w:sz w:val="24"/>
+        </w:rPr>
+        <w:t xml:space="preserve">Las consultas principales que el sistema debe responder eficientemente son:</w:t>
+      </w:r>
+      <w:r/>
+    </w:p>
+    <w:p>
+      <w:pPr>
+        <w:pStyle w:val="668"/>
+        <w:numPr>
+          <w:ilvl w:val="0"/>
+          <w:numId w:val="3"/>
+        </w:numPr>
+        <w:pBdr>
+          <w:top w:val="none" w:color="000000" w:sz="4" w:space="0"/>
+          <w:left w:val="none" w:color="000000" w:sz="4" w:space="0"/>
+          <w:bottom w:val="none" w:color="000000" w:sz="4" w:space="0"/>
+          <w:right w:val="none" w:color="000000" w:sz="4" w:space="0"/>
+        </w:pBdr>
+        <w:spacing/>
+        <w:ind w:right="0"/>
+        <w:rPr/>
+      </w:pPr>
+      <w:r>
+        <w:rPr>
+          <w:rFonts w:ascii="Times New Roman" w:hAnsi="Times New Roman" w:eastAsia="Times New Roman" w:cs="Times New Roman"/>
+          <w:color w:val="000000"/>
+          <w:sz w:val="24"/>
+        </w:rPr>
+        <w:t xml:space="preserve">Mostrar el catálogo con título, géneros, director y calificación de cada título.</w:t>
+      </w:r>
+      <w:r/>
+    </w:p>
+    <w:p>
+      <w:pPr>
+        <w:pStyle w:val="668"/>
+        <w:numPr>
+          <w:ilvl w:val="0"/>
+          <w:numId w:val="3"/>
+        </w:numPr>
+        <w:pBdr>
+          <w:top w:val="none" w:color="000000" w:sz="4" w:space="0"/>
+          <w:left w:val="none" w:color="000000" w:sz="4" w:space="0"/>
+          <w:bottom w:val="none" w:color="000000" w:sz="4" w:space="0"/>
+          <w:right w:val="none" w:color="000000" w:sz="4" w:space="0"/>
+        </w:pBdr>
+        <w:spacing/>
+        <w:ind w:right="0"/>
+        <w:rPr/>
+      </w:pPr>
+      <w:r>
+        <w:rPr>
+          <w:rFonts w:ascii="Times New Roman" w:hAnsi="Times New Roman" w:eastAsia="Times New Roman" w:cs="Times New Roman"/>
+          <w:color w:val="000000"/>
+          <w:sz w:val="24"/>
+        </w:rPr>
+        <w:t xml:space="preserve">Reproducir contenido y registrar el progreso por perfil (retomar donde se dejó).</w:t>
+      </w:r>
+      <w:r/>
+    </w:p>
+    <w:p>
+      <w:pPr>
+        <w:pStyle w:val="668"/>
+        <w:numPr>
+          <w:ilvl w:val="0"/>
+          <w:numId w:val="3"/>
+        </w:numPr>
+        <w:pBdr>
+          <w:top w:val="none" w:color="000000" w:sz="4" w:space="0"/>
+          <w:left w:val="none" w:color="000000" w:sz="4" w:space="0"/>
+          <w:bottom w:val="none" w:color="000000" w:sz="4" w:space="0"/>
+          <w:right w:val="none" w:color="000000" w:sz="4" w:space="0"/>
+        </w:pBdr>
+        <w:spacing/>
+        <w:ind w:right="0"/>
+        <w:rPr/>
+      </w:pPr>
+      <w:r>
+        <w:rPr>
+          <w:rFonts w:ascii="Times New Roman" w:hAnsi="Times New Roman" w:eastAsia="Times New Roman" w:cs="Times New Roman"/>
+          <w:color w:val="000000"/>
+          <w:sz w:val="24"/>
+        </w:rPr>
+        <w:t xml:space="preserve">Consultar el historial de visualización de un perfil específico.</w:t>
+      </w:r>
+      <w:r/>
+    </w:p>
+    <w:p>
+      <w:pPr>
+        <w:pStyle w:val="668"/>
+        <w:numPr>
+          <w:ilvl w:val="0"/>
+          <w:numId w:val="3"/>
+        </w:numPr>
+        <w:pBdr>
+          <w:top w:val="none" w:color="000000" w:sz="4" w:space="0"/>
+          <w:left w:val="none" w:color="000000" w:sz="4" w:space="0"/>
+          <w:bottom w:val="none" w:color="000000" w:sz="4" w:space="0"/>
+          <w:right w:val="none" w:color="000000" w:sz="4" w:space="0"/>
+        </w:pBdr>
+        <w:spacing/>
+        <w:ind w:right="0"/>
+        <w:rPr/>
+      </w:pPr>
+      <w:r>
+        <w:rPr>
+          <w:rFonts w:ascii="Times New Roman" w:hAnsi="Times New Roman" w:eastAsia="Times New Roman" w:cs="Times New Roman"/>
+          <w:color w:val="000000"/>
+          <w:sz w:val="24"/>
+        </w:rPr>
+        <w:t xml:space="preserve">Mostrar la lista de contenido guardado ("Mi Lista") de un perfil.</w:t>
+      </w:r>
+      <w:r/>
+    </w:p>
+    <w:p>
+      <w:pPr>
+        <w:pStyle w:val="668"/>
+        <w:numPr>
+          <w:ilvl w:val="0"/>
+          <w:numId w:val="3"/>
+        </w:numPr>
+        <w:pBdr>
+          <w:top w:val="none" w:color="000000" w:sz="4" w:space="0"/>
+          <w:left w:val="none" w:color="000000" w:sz="4" w:space="0"/>
+          <w:bottom w:val="none" w:color="000000" w:sz="4" w:space="0"/>
+          <w:right w:val="none" w:color="000000" w:sz="4" w:space="0"/>
+        </w:pBdr>
+        <w:spacing/>
+        <w:ind w:right="0"/>
+        <w:rPr/>
+      </w:pPr>
+      <w:r>
+        <w:rPr>
+          <w:rFonts w:ascii="Times New Roman" w:hAnsi="Times New Roman" w:eastAsia="Times New Roman" w:cs="Times New Roman"/>
+          <w:color w:val="000000"/>
+          <w:sz w:val="24"/>
+        </w:rPr>
+        <w:t xml:space="preserve">Filtrar series por temporada y episodio para continuar la reproducción.</w:t>
+      </w:r>
+      <w:r/>
+    </w:p>
+    <w:p>
+      <w:pPr>
+        <w:pBdr>
+          <w:top w:val="none" w:color="000000" w:sz="4" w:space="0"/>
+          <w:left w:val="none" w:color="000000" w:sz="4" w:space="0"/>
+          <w:bottom w:val="none" w:color="000000" w:sz="4" w:space="0"/>
+          <w:right w:val="none" w:color="000000" w:sz="4" w:space="0"/>
+        </w:pBdr>
+        <w:spacing/>
+        <w:ind w:right="0" w:firstLine="0" w:left="0"/>
+        <w:rPr/>
+      </w:pPr>
+      <w:r>
+        <w:rPr>
+          <w:rFonts w:ascii="Times New Roman" w:hAnsi="Times New Roman" w:eastAsia="Times New Roman" w:cs="Times New Roman"/>
+          <w:color w:val="000000"/>
+          <w:sz w:val="24"/>
+        </w:rPr>
+        <w:t xml:space="preserve">Con este mapa de lecturas y escrituras definido, procedemos al diseño.</w:t>
+      </w:r>
+      <w:r/>
+    </w:p>
+    <w:p>
+      <w:pPr>
+        <w:pStyle w:val="140"/>
+        <w:pBdr>
+          <w:top w:val="none" w:color="000000" w:sz="4" w:space="0"/>
+          <w:left w:val="none" w:color="000000" w:sz="4" w:space="0"/>
+          <w:bottom w:val="none" w:color="000000" w:sz="4" w:space="0"/>
+          <w:right w:val="none" w:color="000000" w:sz="4" w:space="0"/>
+        </w:pBdr>
+        <w:spacing/>
+        <w:ind w:right="0" w:firstLine="0" w:left="0"/>
+        <w:rPr/>
+      </w:pPr>
+      <w:r>
+        <w:rPr>
+          <w:rFonts w:ascii="Times New Roman" w:hAnsi="Times New Roman" w:eastAsia="Times New Roman" w:cs="Times New Roman"/>
+          <w:b/>
+          <w:color w:val="000000"/>
+          <w:sz w:val="36"/>
+        </w:rPr>
+        <w:t xml:space="preserve">2. Entidades del sistema y sus relaciones</w:t>
+      </w:r>
+      <w:r/>
+    </w:p>
+    <w:p>
+      <w:pPr>
+        <w:pBdr>
+          <w:top w:val="none" w:color="000000" w:sz="4" w:space="0"/>
+          <w:left w:val="none" w:color="000000" w:sz="4" w:space="0"/>
+          <w:bottom w:val="none" w:color="000000" w:sz="4" w:space="0"/>
+          <w:right w:val="none" w:color="000000" w:sz="4" w:space="0"/>
+        </w:pBdr>
+        <w:spacing/>
+        <w:ind w:right="0" w:firstLine="0" w:left="0"/>
+        <w:rPr/>
+      </w:pPr>
+      <w:r>
+        <w:rPr>
+          <w:rFonts w:ascii="Times New Roman" w:hAnsi="Times New Roman" w:eastAsia="Times New Roman" w:cs="Times New Roman"/>
+          <w:color w:val="000000"/>
+          <w:sz w:val="24"/>
+        </w:rPr>
+        <w:t xml:space="preserve">El sistema de streaming cuenta con las siguientes entidades principales:</w:t>
+      </w:r>
+      <w:r/>
+      <w:r>
+        <w:rPr>
+          <w:rFonts w:ascii="Times New Roman" w:hAnsi="Times New Roman" w:eastAsia="Times New Roman" w:cs="Times New Roman"/>
+          <w:sz w:val="24"/>
+          <w:szCs w:val="24"/>
+        </w:rPr>
+      </w:r>
+      <w:r>
+        <w:rPr>
+          <w:rFonts w:ascii="Times New Roman" w:hAnsi="Times New Roman" w:eastAsia="Times New Roman" w:cs="Times New Roman"/>
+          <w:sz w:val="24"/>
+          <w:szCs w:val="24"/>
+        </w:rPr>
+      </w:r>
+      <w:r>
+        <w:rPr>
+          <w:rFonts w:ascii="Times New Roman" w:hAnsi="Times New Roman" w:eastAsia="Times New Roman" w:cs="Times New Roman"/>
+          <w:sz w:val="24"/>
+          <w:szCs w:val="24"/>
+        </w:rPr>
+      </w:r>
+      <w:r>
+        <w:rPr>
+          <w:rFonts w:ascii="Times New Roman" w:hAnsi="Times New Roman" w:eastAsia="Times New Roman" w:cs="Times New Roman"/>
+          <w:sz w:val="24"/>
+        </w:rPr>
+      </w:r>
+    </w:p>
+    <w:tbl>
+      <w:tblPr>
+        <w:tblStyle w:val="12"/>
+        <w:tblW w:w="0" w:type="auto"/>
+        <w:tblBorders/>
+        <w:tblLook w:val="04A0" w:firstRow="1" w:lastRow="0" w:firstColumn="1" w:lastColumn="0" w:noHBand="0" w:noVBand="1"/>
+      </w:tblPr>
+      <w:tblGrid>
+        <w:gridCol w:w="4677"/>
+        <w:gridCol w:w="4677"/>
+      </w:tblGrid>
+      <w:tr>
+        <w:trPr/>
+        <w:tc>
+          <w:tcPr>
+            <w:tcBorders/>
+            <w:tcW w:w="4677" w:type="dxa"/>
+          </w:tcPr>
+          <w:p>
+            <w:pPr>
+              <w:pBdr>
+                <w:top w:val="none" w:color="000000" w:sz="4" w:space="0"/>
+                <w:left w:val="none" w:color="000000" w:sz="4" w:space="0"/>
+                <w:bottom w:val="none" w:color="000000" w:sz="4" w:space="0"/>
+                <w:right w:val="none" w:color="000000" w:sz="4" w:space="0"/>
+              </w:pBdr>
+              <w:spacing/>
+              <w:ind/>
+              <w:jc w:val="center"/>
+              <w:rPr>
+                <w:rFonts w:ascii="Times New Roman" w:hAnsi="Times New Roman" w:eastAsia="Times New Roman" w:cs="Times New Roman"/>
+                <w:b/>
+                <w:bCs/>
+                <w:sz w:val="24"/>
+                <w:szCs w:val="24"/>
+              </w:rPr>
+            </w:pPr>
+            <w:r>
+              <w:rPr>
+                <w:rFonts w:ascii="Times New Roman" w:hAnsi="Times New Roman" w:eastAsia="Times New Roman" w:cs="Times New Roman"/>
+                <w:b/>
+                <w:bCs/>
+                <w:sz w:val="24"/>
+                <w:szCs w:val="24"/>
+              </w:rPr>
+            </w:r>
+            <w:r>
+              <w:rPr>
+                <w:rFonts w:ascii="Times New Roman" w:hAnsi="Times New Roman" w:eastAsia="Times New Roman" w:cs="Times New Roman"/>
+                <w:b/>
+                <w:bCs/>
+                <w:sz w:val="24"/>
+                <w:szCs w:val="24"/>
+              </w:rPr>
+              <w:t xml:space="preserve">Entidad</w:t>
+            </w:r>
+            <w:r>
+              <w:rPr>
+                <w:rFonts w:ascii="Times New Roman" w:hAnsi="Times New Roman" w:eastAsia="Times New Roman" w:cs="Times New Roman"/>
+                <w:b/>
+                <w:bCs/>
+                <w:sz w:val="24"/>
+                <w:szCs w:val="24"/>
+              </w:rPr>
+            </w:r>
+            <w:r>
+              <w:rPr>
+                <w:rFonts w:ascii="Times New Roman" w:hAnsi="Times New Roman" w:eastAsia="Times New Roman" w:cs="Times New Roman"/>
+                <w:b/>
+                <w:bCs/>
+                <w:sz w:val="24"/>
+                <w:szCs w:val="24"/>
+              </w:rPr>
+            </w:r>
+          </w:p>
+        </w:tc>
+        <w:tc>
+          <w:tcPr>
+            <w:tcBorders/>
+            <w:tcW w:w="4677" w:type="dxa"/>
+          </w:tcPr>
+          <w:p>
+            <w:pPr>
+              <w:pBdr>
+                <w:top w:val="none" w:color="000000" w:sz="4" w:space="0"/>
+                <w:left w:val="none" w:color="000000" w:sz="4" w:space="0"/>
+                <w:bottom w:val="none" w:color="000000" w:sz="4" w:space="0"/>
+                <w:right w:val="none" w:color="000000" w:sz="4" w:space="0"/>
+              </w:pBdr>
+              <w:spacing/>
+              <w:ind/>
+              <w:jc w:val="center"/>
+              <w:rPr>
+                <w:rFonts w:ascii="Times New Roman" w:hAnsi="Times New Roman" w:eastAsia="Times New Roman" w:cs="Times New Roman"/>
+                <w:b/>
+                <w:bCs/>
+                <w:sz w:val="24"/>
+                <w:szCs w:val="24"/>
+              </w:rPr>
+            </w:pPr>
+            <w:r>
+              <w:rPr>
+                <w:rFonts w:ascii="Times New Roman" w:hAnsi="Times New Roman" w:eastAsia="Times New Roman" w:cs="Times New Roman"/>
+                <w:b/>
+                <w:bCs/>
+                <w:sz w:val="24"/>
+                <w:szCs w:val="24"/>
+              </w:rPr>
+            </w:r>
+            <w:r>
+              <w:rPr>
+                <w:rFonts w:ascii="Times New Roman" w:hAnsi="Times New Roman" w:eastAsia="Times New Roman" w:cs="Times New Roman"/>
+                <w:b/>
+                <w:bCs/>
+                <w:sz w:val="24"/>
+                <w:szCs w:val="24"/>
+              </w:rPr>
+              <w:t xml:space="preserve">Descripción</w:t>
+            </w:r>
+            <w:r>
+              <w:rPr>
+                <w:rFonts w:ascii="Times New Roman" w:hAnsi="Times New Roman" w:eastAsia="Times New Roman" w:cs="Times New Roman"/>
+                <w:b/>
+                <w:bCs/>
+                <w:sz w:val="24"/>
+                <w:szCs w:val="24"/>
+              </w:rPr>
+            </w:r>
+            <w:r>
+              <w:rPr>
+                <w:rFonts w:ascii="Times New Roman" w:hAnsi="Times New Roman" w:eastAsia="Times New Roman" w:cs="Times New Roman"/>
+                <w:b/>
+                <w:bCs/>
+                <w:sz w:val="24"/>
+                <w:szCs w:val="24"/>
+              </w:rPr>
+            </w:r>
+          </w:p>
+        </w:tc>
+      </w:tr>
+      <w:tr>
+        <w:trPr/>
+        <w:tc>
+          <w:tcPr>
+            <w:tcBorders/>
+            <w:tcW w:w="4677" w:type="dxa"/>
+          </w:tcPr>
+          <w:p>
+            <w:pPr>
+              <w:pBdr>
+                <w:top w:val="none" w:color="000000" w:sz="4" w:space="0"/>
+                <w:left w:val="none" w:color="000000" w:sz="4" w:space="0"/>
+                <w:bottom w:val="none" w:color="000000" w:sz="4" w:space="0"/>
+                <w:right w:val="none" w:color="000000" w:sz="4" w:space="0"/>
+              </w:pBdr>
+              <w:spacing/>
+              <w:ind/>
+              <w:rPr>
+                <w:rFonts w:ascii="Times New Roman" w:hAnsi="Times New Roman" w:eastAsia="Times New Roman" w:cs="Times New Roman"/>
+                <w:sz w:val="24"/>
+                <w:szCs w:val="24"/>
+              </w:rPr>
+            </w:pPr>
+            <w:r>
+              <w:rPr>
+                <w:rFonts w:ascii="Times New Roman" w:hAnsi="Times New Roman" w:eastAsia="Times New Roman" w:cs="Times New Roman"/>
+                <w:sz w:val="24"/>
+                <w:szCs w:val="24"/>
+              </w:rPr>
+            </w:r>
+            <w:r>
+              <w:rPr>
+                <w:rFonts w:ascii="Times New Roman" w:hAnsi="Times New Roman" w:eastAsia="Times New Roman" w:cs="Times New Roman"/>
+                <w:sz w:val="24"/>
+                <w:szCs w:val="24"/>
+              </w:rPr>
+              <w:t xml:space="preserve">cuentas</w:t>
+            </w:r>
+            <w:r>
+              <w:rPr>
+                <w:rFonts w:ascii="Times New Roman" w:hAnsi="Times New Roman" w:eastAsia="Times New Roman" w:cs="Times New Roman"/>
+                <w:sz w:val="24"/>
+                <w:szCs w:val="24"/>
+              </w:rPr>
+            </w:r>
+            <w:r>
+              <w:rPr>
+                <w:rFonts w:ascii="Times New Roman" w:hAnsi="Times New Roman" w:eastAsia="Times New Roman" w:cs="Times New Roman"/>
+                <w:sz w:val="24"/>
+                <w:szCs w:val="24"/>
+              </w:rPr>
+            </w:r>
+          </w:p>
+        </w:tc>
+        <w:tc>
+          <w:tcPr>
+            <w:tcBorders/>
+            <w:tcW w:w="4677" w:type="dxa"/>
+          </w:tcPr>
+          <w:p>
+            <w:pPr>
+              <w:pBdr>
+                <w:top w:val="none" w:color="000000" w:sz="4" w:space="0"/>
+                <w:left w:val="none" w:color="000000" w:sz="4" w:space="0"/>
+                <w:bottom w:val="none" w:color="000000" w:sz="4" w:space="0"/>
+                <w:right w:val="none" w:color="000000" w:sz="4" w:space="0"/>
+              </w:pBdr>
+              <w:spacing/>
+              <w:ind/>
+              <w:rPr>
+                <w:rFonts w:ascii="Times New Roman" w:hAnsi="Times New Roman" w:eastAsia="Times New Roman" w:cs="Times New Roman"/>
+                <w:sz w:val="24"/>
+                <w:szCs w:val="24"/>
+              </w:rPr>
+            </w:pPr>
+            <w:r>
+              <w:rPr>
+                <w:rFonts w:ascii="Times New Roman" w:hAnsi="Times New Roman" w:eastAsia="Times New Roman" w:cs="Times New Roman"/>
+                <w:sz w:val="24"/>
+                <w:szCs w:val="24"/>
+              </w:rPr>
+            </w:r>
+            <w:r>
+              <w:rPr>
+                <w:rFonts w:ascii="Times New Roman" w:hAnsi="Times New Roman" w:eastAsia="Times New Roman" w:cs="Times New Roman"/>
+                <w:sz w:val="24"/>
+                <w:szCs w:val="24"/>
+              </w:rPr>
+              <w:t xml:space="preserve">Cuenta del suscriptor, con plan de suscripción</w:t>
+            </w:r>
+            <w:r>
+              <w:rPr>
+                <w:rFonts w:ascii="Times New Roman" w:hAnsi="Times New Roman" w:eastAsia="Times New Roman" w:cs="Times New Roman"/>
+                <w:sz w:val="24"/>
+                <w:szCs w:val="24"/>
+              </w:rPr>
+            </w:r>
+            <w:r>
+              <w:rPr>
+                <w:rFonts w:ascii="Times New Roman" w:hAnsi="Times New Roman" w:eastAsia="Times New Roman" w:cs="Times New Roman"/>
+                <w:sz w:val="24"/>
+                <w:szCs w:val="24"/>
+              </w:rPr>
+            </w:r>
+          </w:p>
+        </w:tc>
+      </w:tr>
+      <w:tr>
+        <w:trPr/>
+        <w:tc>
+          <w:tcPr>
+            <w:tcBorders/>
+            <w:tcW w:w="4677" w:type="dxa"/>
+          </w:tcPr>
+          <w:p>
+            <w:pPr>
+              <w:pBdr>
+                <w:top w:val="none" w:color="000000" w:sz="4" w:space="0"/>
+                <w:left w:val="none" w:color="000000" w:sz="4" w:space="0"/>
+                <w:bottom w:val="none" w:color="000000" w:sz="4" w:space="0"/>
+                <w:right w:val="none" w:color="000000" w:sz="4" w:space="0"/>
+              </w:pBdr>
+              <w:spacing/>
+              <w:ind/>
+              <w:rPr>
+                <w:rFonts w:ascii="Times New Roman" w:hAnsi="Times New Roman" w:eastAsia="Times New Roman" w:cs="Times New Roman"/>
+                <w:sz w:val="24"/>
+                <w:szCs w:val="24"/>
+              </w:rPr>
+            </w:pPr>
+            <w:r>
+              <w:rPr>
+                <w:rFonts w:ascii="Times New Roman" w:hAnsi="Times New Roman" w:eastAsia="Times New Roman" w:cs="Times New Roman"/>
+                <w:sz w:val="24"/>
+                <w:szCs w:val="24"/>
+              </w:rPr>
+            </w:r>
+            <w:r>
+              <w:rPr>
+                <w:rFonts w:ascii="Times New Roman" w:hAnsi="Times New Roman" w:eastAsia="Times New Roman" w:cs="Times New Roman"/>
+                <w:sz w:val="24"/>
+                <w:szCs w:val="24"/>
+              </w:rPr>
+              <w:t xml:space="preserve">perfiles</w:t>
+            </w:r>
+            <w:r>
+              <w:rPr>
+                <w:rFonts w:ascii="Times New Roman" w:hAnsi="Times New Roman" w:eastAsia="Times New Roman" w:cs="Times New Roman"/>
+                <w:sz w:val="24"/>
+                <w:szCs w:val="24"/>
+              </w:rPr>
+            </w:r>
+            <w:r>
+              <w:rPr>
+                <w:rFonts w:ascii="Times New Roman" w:hAnsi="Times New Roman" w:eastAsia="Times New Roman" w:cs="Times New Roman"/>
+                <w:sz w:val="24"/>
+                <w:szCs w:val="24"/>
+              </w:rPr>
+            </w:r>
+          </w:p>
+        </w:tc>
+        <w:tc>
+          <w:tcPr>
+            <w:tcBorders/>
+            <w:tcW w:w="4677" w:type="dxa"/>
+          </w:tcPr>
+          <w:p>
+            <w:pPr>
+              <w:pBdr>
+                <w:top w:val="none" w:color="000000" w:sz="4" w:space="0"/>
+                <w:left w:val="none" w:color="000000" w:sz="4" w:space="0"/>
+                <w:bottom w:val="none" w:color="000000" w:sz="4" w:space="0"/>
+                <w:right w:val="none" w:color="000000" w:sz="4" w:space="0"/>
+              </w:pBdr>
+              <w:spacing/>
+              <w:ind/>
+              <w:rPr>
+                <w:rFonts w:ascii="Times New Roman" w:hAnsi="Times New Roman" w:eastAsia="Times New Roman" w:cs="Times New Roman"/>
+                <w:sz w:val="24"/>
+                <w:szCs w:val="24"/>
+              </w:rPr>
+            </w:pPr>
+            <w:r>
+              <w:rPr>
+                <w:rFonts w:ascii="Times New Roman" w:hAnsi="Times New Roman" w:eastAsia="Times New Roman" w:cs="Times New Roman"/>
+                <w:sz w:val="24"/>
+                <w:szCs w:val="24"/>
+              </w:rPr>
+            </w:r>
+            <w:r>
+              <w:rPr>
+                <w:rFonts w:ascii="Times New Roman" w:hAnsi="Times New Roman" w:eastAsia="Times New Roman" w:cs="Times New Roman"/>
+                <w:sz w:val="24"/>
+                <w:szCs w:val="24"/>
+              </w:rPr>
+              <w:t xml:space="preserve">Hasta 5 perfiles por cuenta (como en Netflix)</w:t>
+            </w:r>
+            <w:r>
+              <w:rPr>
+                <w:rFonts w:ascii="Times New Roman" w:hAnsi="Times New Roman" w:eastAsia="Times New Roman" w:cs="Times New Roman"/>
+                <w:sz w:val="24"/>
+                <w:szCs w:val="24"/>
+              </w:rPr>
+            </w:r>
+            <w:r>
+              <w:rPr>
+                <w:rFonts w:ascii="Times New Roman" w:hAnsi="Times New Roman" w:eastAsia="Times New Roman" w:cs="Times New Roman"/>
+                <w:sz w:val="24"/>
+                <w:szCs w:val="24"/>
+              </w:rPr>
+            </w:r>
+          </w:p>
+        </w:tc>
+      </w:tr>
+      <w:tr>
+        <w:trPr/>
+        <w:tc>
+          <w:tcPr>
+            <w:tcBorders/>
+            <w:tcW w:w="4677" w:type="dxa"/>
+          </w:tcPr>
+          <w:p>
+            <w:pPr>
+              <w:pBdr>
+                <w:top w:val="none" w:color="000000" w:sz="4" w:space="0"/>
+                <w:left w:val="none" w:color="000000" w:sz="4" w:space="0"/>
+                <w:bottom w:val="none" w:color="000000" w:sz="4" w:space="0"/>
+                <w:right w:val="none" w:color="000000" w:sz="4" w:space="0"/>
+              </w:pBdr>
+              <w:spacing/>
+              <w:ind/>
+              <w:rPr>
+                <w:rFonts w:ascii="Times New Roman" w:hAnsi="Times New Roman" w:eastAsia="Times New Roman" w:cs="Times New Roman"/>
+                <w:sz w:val="24"/>
+                <w:szCs w:val="24"/>
+              </w:rPr>
+            </w:pPr>
+            <w:r>
+              <w:rPr>
+                <w:rFonts w:ascii="Times New Roman" w:hAnsi="Times New Roman" w:eastAsia="Times New Roman" w:cs="Times New Roman"/>
+                <w:sz w:val="24"/>
+                <w:szCs w:val="24"/>
+              </w:rPr>
+            </w:r>
+            <w:r>
+              <w:rPr>
+                <w:rFonts w:ascii="Times New Roman" w:hAnsi="Times New Roman" w:eastAsia="Times New Roman" w:cs="Times New Roman"/>
+                <w:sz w:val="24"/>
+                <w:szCs w:val="24"/>
+              </w:rPr>
+              <w:t xml:space="preserve">contenido</w:t>
+            </w:r>
+            <w:r>
+              <w:rPr>
+                <w:rFonts w:ascii="Times New Roman" w:hAnsi="Times New Roman" w:eastAsia="Times New Roman" w:cs="Times New Roman"/>
+                <w:sz w:val="24"/>
+                <w:szCs w:val="24"/>
+              </w:rPr>
+            </w:r>
+            <w:r>
+              <w:rPr>
+                <w:rFonts w:ascii="Times New Roman" w:hAnsi="Times New Roman" w:eastAsia="Times New Roman" w:cs="Times New Roman"/>
+                <w:sz w:val="24"/>
+                <w:szCs w:val="24"/>
+              </w:rPr>
+            </w:r>
+          </w:p>
+        </w:tc>
+        <w:tc>
+          <w:tcPr>
+            <w:tcBorders/>
+            <w:tcW w:w="4677" w:type="dxa"/>
+          </w:tcPr>
+          <w:p>
+            <w:pPr>
+              <w:pBdr>
+                <w:top w:val="none" w:color="000000" w:sz="4" w:space="0"/>
+                <w:left w:val="none" w:color="000000" w:sz="4" w:space="0"/>
+                <w:bottom w:val="none" w:color="000000" w:sz="4" w:space="0"/>
+                <w:right w:val="none" w:color="000000" w:sz="4" w:space="0"/>
+              </w:pBdr>
+              <w:spacing/>
+              <w:ind/>
+              <w:rPr>
+                <w:rFonts w:ascii="Times New Roman" w:hAnsi="Times New Roman" w:eastAsia="Times New Roman" w:cs="Times New Roman"/>
+                <w:sz w:val="24"/>
+                <w:szCs w:val="24"/>
+              </w:rPr>
+            </w:pPr>
+            <w:r>
+              <w:rPr>
+                <w:rFonts w:ascii="Times New Roman" w:hAnsi="Times New Roman" w:eastAsia="Times New Roman" w:cs="Times New Roman"/>
+                <w:sz w:val="24"/>
+                <w:szCs w:val="24"/>
+              </w:rPr>
+            </w:r>
+            <w:r>
+              <w:rPr>
+                <w:rFonts w:ascii="Times New Roman" w:hAnsi="Times New Roman" w:eastAsia="Times New Roman" w:cs="Times New Roman"/>
+                <w:sz w:val="24"/>
+                <w:szCs w:val="24"/>
+              </w:rPr>
+              <w:t xml:space="preserve">Catálogo unificado de películas y series</w:t>
+            </w:r>
+            <w:r>
+              <w:rPr>
+                <w:rFonts w:ascii="Times New Roman" w:hAnsi="Times New Roman" w:eastAsia="Times New Roman" w:cs="Times New Roman"/>
+                <w:sz w:val="24"/>
+                <w:szCs w:val="24"/>
+              </w:rPr>
+            </w:r>
+            <w:r>
+              <w:rPr>
+                <w:rFonts w:ascii="Times New Roman" w:hAnsi="Times New Roman" w:eastAsia="Times New Roman" w:cs="Times New Roman"/>
+                <w:sz w:val="24"/>
+                <w:szCs w:val="24"/>
+              </w:rPr>
+            </w:r>
+          </w:p>
+        </w:tc>
+      </w:tr>
+      <w:tr>
+        <w:trPr/>
+        <w:tc>
+          <w:tcPr>
+            <w:tcBorders/>
+            <w:tcW w:w="4677" w:type="dxa"/>
+            <w:vMerge w:val="restart"/>
+          </w:tcPr>
+          <w:p>
+            <w:pPr>
+              <w:pBdr>
+                <w:top w:val="none" w:color="000000" w:sz="4" w:space="0"/>
+                <w:left w:val="none" w:color="000000" w:sz="4" w:space="0"/>
+                <w:bottom w:val="none" w:color="000000" w:sz="4" w:space="0"/>
+                <w:right w:val="none" w:color="000000" w:sz="4" w:space="0"/>
+              </w:pBdr>
+              <w:spacing/>
+              <w:ind/>
+              <w:rPr>
+                <w:rFonts w:ascii="Times New Roman" w:hAnsi="Times New Roman" w:eastAsia="Times New Roman" w:cs="Times New Roman"/>
+                <w:sz w:val="24"/>
+                <w:szCs w:val="24"/>
+              </w:rPr>
+            </w:pPr>
+            <w:r>
+              <w:rPr>
+                <w:rFonts w:ascii="Times New Roman" w:hAnsi="Times New Roman" w:eastAsia="Times New Roman" w:cs="Times New Roman"/>
+                <w:sz w:val="24"/>
+                <w:szCs w:val="24"/>
+              </w:rPr>
+            </w:r>
+            <w:r>
+              <w:rPr>
+                <w:rFonts w:ascii="Times New Roman" w:hAnsi="Times New Roman" w:eastAsia="Times New Roman" w:cs="Times New Roman"/>
+                <w:sz w:val="24"/>
+                <w:szCs w:val="24"/>
+              </w:rPr>
+              <w:t xml:space="preserve">temporadas</w:t>
+            </w:r>
+            <w:r>
+              <w:rPr>
+                <w:rFonts w:ascii="Times New Roman" w:hAnsi="Times New Roman" w:eastAsia="Times New Roman" w:cs="Times New Roman"/>
+                <w:sz w:val="24"/>
+                <w:szCs w:val="24"/>
+              </w:rPr>
+            </w:r>
+            <w:r>
+              <w:rPr>
+                <w:rFonts w:ascii="Times New Roman" w:hAnsi="Times New Roman" w:eastAsia="Times New Roman" w:cs="Times New Roman"/>
+                <w:sz w:val="24"/>
+                <w:szCs w:val="24"/>
+              </w:rPr>
+            </w:r>
+          </w:p>
+        </w:tc>
+        <w:tc>
+          <w:tcPr>
+            <w:tcBorders/>
+            <w:tcW w:w="4677" w:type="dxa"/>
+            <w:vMerge w:val="restart"/>
+          </w:tcPr>
+          <w:p>
+            <w:pPr>
+              <w:pBdr>
+                <w:top w:val="none" w:color="000000" w:sz="4" w:space="0"/>
+                <w:left w:val="none" w:color="000000" w:sz="4" w:space="0"/>
+                <w:bottom w:val="none" w:color="000000" w:sz="4" w:space="0"/>
+                <w:right w:val="none" w:color="000000" w:sz="4" w:space="0"/>
+              </w:pBdr>
+              <w:spacing/>
+              <w:ind/>
+              <w:rPr>
+                <w:rFonts w:ascii="Times New Roman" w:hAnsi="Times New Roman" w:eastAsia="Times New Roman" w:cs="Times New Roman"/>
+                <w:sz w:val="24"/>
+                <w:szCs w:val="24"/>
+              </w:rPr>
+            </w:pPr>
+            <w:r>
+              <w:rPr>
+                <w:rFonts w:ascii="Times New Roman" w:hAnsi="Times New Roman" w:eastAsia="Times New Roman" w:cs="Times New Roman"/>
+                <w:sz w:val="24"/>
+                <w:szCs w:val="24"/>
+              </w:rPr>
+            </w:r>
+            <w:r>
+              <w:rPr>
+                <w:rFonts w:ascii="Times New Roman" w:hAnsi="Times New Roman" w:eastAsia="Times New Roman" w:cs="Times New Roman"/>
+                <w:sz w:val="24"/>
+                <w:szCs w:val="24"/>
+              </w:rPr>
+              <w:t xml:space="preserve">Temporadas de una serie con sus episodios</w:t>
+            </w:r>
+            <w:r>
+              <w:rPr>
+                <w:rFonts w:ascii="Times New Roman" w:hAnsi="Times New Roman" w:eastAsia="Times New Roman" w:cs="Times New Roman"/>
+                <w:sz w:val="24"/>
+                <w:szCs w:val="24"/>
+              </w:rPr>
+            </w:r>
+            <w:r>
+              <w:rPr>
+                <w:rFonts w:ascii="Times New Roman" w:hAnsi="Times New Roman" w:eastAsia="Times New Roman" w:cs="Times New Roman"/>
+                <w:sz w:val="24"/>
+                <w:szCs w:val="24"/>
+              </w:rPr>
+            </w:r>
+          </w:p>
+        </w:tc>
+      </w:tr>
+      <w:tr>
+        <w:trPr/>
+        <w:tc>
+          <w:tcPr>
+            <w:tcBorders/>
+            <w:tcW w:w="4677" w:type="dxa"/>
+            <w:vMerge w:val="restart"/>
+          </w:tcPr>
+          <w:p>
+            <w:pPr>
+              <w:pBdr>
+                <w:top w:val="none" w:color="000000" w:sz="4" w:space="0"/>
+                <w:left w:val="none" w:color="000000" w:sz="4" w:space="0"/>
+                <w:bottom w:val="none" w:color="000000" w:sz="4" w:space="0"/>
+                <w:right w:val="none" w:color="000000" w:sz="4" w:space="0"/>
+              </w:pBdr>
+              <w:spacing/>
+              <w:ind/>
+              <w:rPr>
+                <w:rFonts w:ascii="Times New Roman" w:hAnsi="Times New Roman" w:eastAsia="Times New Roman" w:cs="Times New Roman"/>
+                <w:sz w:val="24"/>
+                <w:szCs w:val="24"/>
+              </w:rPr>
+            </w:pPr>
+            <w:r>
+              <w:rPr>
+                <w:rFonts w:ascii="Times New Roman" w:hAnsi="Times New Roman" w:eastAsia="Times New Roman" w:cs="Times New Roman"/>
+                <w:sz w:val="24"/>
+                <w:szCs w:val="24"/>
+              </w:rPr>
+            </w:r>
+            <w:r>
+              <w:rPr>
+                <w:rFonts w:ascii="Times New Roman" w:hAnsi="Times New Roman" w:eastAsia="Times New Roman" w:cs="Times New Roman"/>
+                <w:sz w:val="24"/>
+                <w:szCs w:val="24"/>
+              </w:rPr>
+              <w:t xml:space="preserve">reproducciones</w:t>
+            </w:r>
+            <w:r>
+              <w:rPr>
+                <w:rFonts w:ascii="Times New Roman" w:hAnsi="Times New Roman" w:eastAsia="Times New Roman" w:cs="Times New Roman"/>
+                <w:sz w:val="24"/>
+                <w:szCs w:val="24"/>
+              </w:rPr>
+            </w:r>
+            <w:r>
+              <w:rPr>
+                <w:rFonts w:ascii="Times New Roman" w:hAnsi="Times New Roman" w:eastAsia="Times New Roman" w:cs="Times New Roman"/>
+                <w:sz w:val="24"/>
+                <w:szCs w:val="24"/>
+              </w:rPr>
+            </w:r>
+          </w:p>
+        </w:tc>
+        <w:tc>
+          <w:tcPr>
+            <w:tcBorders/>
+            <w:tcW w:w="4677" w:type="dxa"/>
+            <w:vMerge w:val="restart"/>
+          </w:tcPr>
+          <w:p>
+            <w:pPr>
+              <w:pBdr>
+                <w:top w:val="none" w:color="000000" w:sz="4" w:space="0"/>
+                <w:left w:val="none" w:color="000000" w:sz="4" w:space="0"/>
+                <w:bottom w:val="none" w:color="000000" w:sz="4" w:space="0"/>
+                <w:right w:val="none" w:color="000000" w:sz="4" w:space="0"/>
+              </w:pBdr>
+              <w:spacing/>
+              <w:ind/>
+              <w:rPr>
+                <w:rFonts w:ascii="Times New Roman" w:hAnsi="Times New Roman" w:eastAsia="Times New Roman" w:cs="Times New Roman"/>
+                <w:sz w:val="24"/>
+                <w:szCs w:val="24"/>
+              </w:rPr>
+            </w:pPr>
+            <w:r>
+              <w:rPr>
+                <w:rFonts w:ascii="Times New Roman" w:hAnsi="Times New Roman" w:eastAsia="Times New Roman" w:cs="Times New Roman"/>
+                <w:sz w:val="24"/>
+                <w:szCs w:val="24"/>
+              </w:rPr>
+            </w:r>
+            <w:r>
+              <w:rPr>
+                <w:rFonts w:ascii="Times New Roman" w:hAnsi="Times New Roman" w:eastAsia="Times New Roman" w:cs="Times New Roman"/>
+                <w:sz w:val="24"/>
+                <w:szCs w:val="24"/>
+              </w:rPr>
+              <w:t xml:space="preserve">Historial de visualización por perfil</w:t>
+            </w:r>
+            <w:r>
+              <w:rPr>
+                <w:rFonts w:ascii="Times New Roman" w:hAnsi="Times New Roman" w:eastAsia="Times New Roman" w:cs="Times New Roman"/>
+                <w:sz w:val="24"/>
+                <w:szCs w:val="24"/>
+              </w:rPr>
+            </w:r>
+            <w:r>
+              <w:rPr>
+                <w:rFonts w:ascii="Times New Roman" w:hAnsi="Times New Roman" w:eastAsia="Times New Roman" w:cs="Times New Roman"/>
+                <w:sz w:val="24"/>
+                <w:szCs w:val="24"/>
+              </w:rPr>
+            </w:r>
+          </w:p>
+        </w:tc>
+      </w:tr>
+      <w:tr>
+        <w:trPr/>
+        <w:tc>
+          <w:tcPr>
+            <w:tcBorders/>
+            <w:tcW w:w="4677" w:type="dxa"/>
+            <w:vMerge w:val="restart"/>
+          </w:tcPr>
+          <w:p>
+            <w:pPr>
+              <w:pBdr>
+                <w:top w:val="none" w:color="000000" w:sz="4" w:space="0"/>
+                <w:left w:val="none" w:color="000000" w:sz="4" w:space="0"/>
+                <w:bottom w:val="none" w:color="000000" w:sz="4" w:space="0"/>
+                <w:right w:val="none" w:color="000000" w:sz="4" w:space="0"/>
+              </w:pBdr>
+              <w:spacing/>
+              <w:ind/>
+              <w:rPr>
+                <w:rFonts w:ascii="Times New Roman" w:hAnsi="Times New Roman" w:eastAsia="Times New Roman" w:cs="Times New Roman"/>
+                <w:sz w:val="24"/>
+                <w:szCs w:val="24"/>
+              </w:rPr>
+            </w:pPr>
+            <w:r>
+              <w:rPr>
+                <w:rFonts w:ascii="Times New Roman" w:hAnsi="Times New Roman" w:eastAsia="Times New Roman" w:cs="Times New Roman"/>
+                <w:sz w:val="24"/>
+                <w:szCs w:val="24"/>
+              </w:rPr>
+            </w:r>
+            <w:r>
+              <w:rPr>
+                <w:rFonts w:ascii="Times New Roman" w:hAnsi="Times New Roman" w:eastAsia="Times New Roman" w:cs="Times New Roman"/>
+                <w:sz w:val="24"/>
+                <w:szCs w:val="24"/>
+              </w:rPr>
+              <w:t xml:space="preserve">mi_lista</w:t>
+            </w:r>
+            <w:r>
+              <w:rPr>
+                <w:rFonts w:ascii="Times New Roman" w:hAnsi="Times New Roman" w:eastAsia="Times New Roman" w:cs="Times New Roman"/>
+                <w:sz w:val="24"/>
+                <w:szCs w:val="24"/>
+              </w:rPr>
+            </w:r>
+            <w:r>
+              <w:rPr>
+                <w:rFonts w:ascii="Times New Roman" w:hAnsi="Times New Roman" w:eastAsia="Times New Roman" w:cs="Times New Roman"/>
+                <w:sz w:val="24"/>
+                <w:szCs w:val="24"/>
+              </w:rPr>
+            </w:r>
+          </w:p>
+        </w:tc>
+        <w:tc>
+          <w:tcPr>
+            <w:tcBorders/>
+            <w:tcW w:w="4677" w:type="dxa"/>
+            <w:vMerge w:val="restart"/>
+          </w:tcPr>
+          <w:p>
+            <w:pPr>
+              <w:pBdr>
+                <w:top w:val="none" w:color="000000" w:sz="4" w:space="0"/>
+                <w:left w:val="none" w:color="000000" w:sz="4" w:space="0"/>
+                <w:bottom w:val="none" w:color="000000" w:sz="4" w:space="0"/>
+                <w:right w:val="none" w:color="000000" w:sz="4" w:space="0"/>
+              </w:pBdr>
+              <w:spacing/>
+              <w:ind/>
+              <w:rPr>
+                <w:rFonts w:ascii="Times New Roman" w:hAnsi="Times New Roman" w:eastAsia="Times New Roman" w:cs="Times New Roman"/>
+                <w:sz w:val="24"/>
+                <w:szCs w:val="24"/>
+              </w:rPr>
+            </w:pPr>
+            <w:r>
+              <w:rPr>
+                <w:rFonts w:ascii="Times New Roman" w:hAnsi="Times New Roman" w:eastAsia="Times New Roman" w:cs="Times New Roman"/>
+                <w:sz w:val="24"/>
+                <w:szCs w:val="24"/>
+              </w:rPr>
+            </w:r>
+            <w:r>
+              <w:rPr>
+                <w:rFonts w:ascii="Times New Roman" w:hAnsi="Times New Roman" w:eastAsia="Times New Roman" w:cs="Times New Roman"/>
+                <w:sz w:val="24"/>
+                <w:szCs w:val="24"/>
+              </w:rPr>
+              <w:t xml:space="preserve">Contenido guardado por cada perfil</w:t>
+            </w:r>
+            <w:r>
+              <w:rPr>
+                <w:rFonts w:ascii="Times New Roman" w:hAnsi="Times New Roman" w:eastAsia="Times New Roman" w:cs="Times New Roman"/>
+                <w:sz w:val="24"/>
+                <w:szCs w:val="24"/>
+              </w:rPr>
+            </w:r>
+            <w:r>
+              <w:rPr>
+                <w:rFonts w:ascii="Times New Roman" w:hAnsi="Times New Roman" w:eastAsia="Times New Roman" w:cs="Times New Roman"/>
+                <w:sz w:val="24"/>
+                <w:szCs w:val="24"/>
+              </w:rPr>
+            </w:r>
+          </w:p>
+        </w:tc>
+      </w:tr>
+    </w:tbl>
+    <w:p>
+      <w:pPr>
+        <w:pBdr>
+          <w:top w:val="none" w:color="000000" w:sz="4" w:space="0"/>
+          <w:left w:val="none" w:color="000000" w:sz="4" w:space="0"/>
+          <w:bottom w:val="none" w:color="000000" w:sz="4" w:space="0"/>
+          <w:right w:val="none" w:color="000000" w:sz="4" w:space="0"/>
+        </w:pBdr>
+        <w:spacing/>
+        <w:ind w:right="0" w:firstLine="0" w:left="0"/>
+        <w:rPr>
+          <w:rFonts w:ascii="Times New Roman" w:hAnsi="Times New Roman" w:eastAsia="Times New Roman" w:cs="Times New Roman"/>
+          <w:color w:val="000000"/>
+          <w:sz w:val="24"/>
+          <w:szCs w:val="24"/>
+          <w:highlight w:val="none"/>
+        </w:rPr>
+      </w:pPr>
+      <w:r>
+        <w:rPr>
+          <w:rFonts w:ascii="Times New Roman" w:hAnsi="Times New Roman" w:eastAsia="Times New Roman" w:cs="Times New Roman"/>
+          <w:color w:val="000000"/>
+          <w:sz w:val="24"/>
+          <w:highlight w:val="none"/>
+        </w:rPr>
+      </w:r>
+      <w:r>
+        <w:rPr>
+          <w:rFonts w:ascii="Times New Roman" w:hAnsi="Times New Roman" w:eastAsia="Times New Roman" w:cs="Times New Roman"/>
+          <w:color w:val="000000"/>
+          <w:sz w:val="24"/>
+          <w:highlight w:val="none"/>
+        </w:rPr>
+      </w:r>
+      <w:r>
+        <w:rPr>
+          <w:rFonts w:ascii="Times New Roman" w:hAnsi="Times New Roman" w:eastAsia="Times New Roman" w:cs="Times New Roman"/>
+          <w:color w:val="000000"/>
+          <w:sz w:val="24"/>
+          <w:highlight w:val="none"/>
+        </w:rPr>
+      </w:r>
+    </w:p>
+    <w:p>
+      <w:pPr>
+        <w:pBdr>
+          <w:top w:val="none" w:color="000000" w:sz="4" w:space="0"/>
+          <w:left w:val="none" w:color="000000" w:sz="4" w:space="0"/>
+          <w:bottom w:val="none" w:color="000000" w:sz="4" w:space="0"/>
+          <w:right w:val="none" w:color="000000" w:sz="4" w:space="0"/>
+        </w:pBdr>
+        <w:spacing/>
+        <w:ind w:right="0" w:firstLine="0" w:left="0"/>
+        <w:rPr>
+          <w:rFonts w:ascii="Times New Roman" w:hAnsi="Times New Roman" w:eastAsia="Times New Roman" w:cs="Times New Roman"/>
+          <w:color w:val="000000"/>
+          <w:sz w:val="24"/>
+          <w:szCs w:val="24"/>
+          <w:highlight w:val="none"/>
+        </w:rPr>
+      </w:pPr>
+      <w:r>
+        <w:rPr>
+          <w:rFonts w:ascii="Times New Roman" w:hAnsi="Times New Roman" w:eastAsia="Times New Roman" w:cs="Times New Roman"/>
+          <w:color w:val="000000"/>
+          <w:sz w:val="24"/>
+        </w:rPr>
+        <w:t xml:space="preserve">Las relaciones entre entidades son:</w:t>
+      </w:r>
+      <w:r/>
+    </w:p>
+    <w:p>
+      <w:pPr>
+        <w:pStyle w:val="668"/>
+        <w:numPr>
+          <w:ilvl w:val="0"/>
+          <w:numId w:val="4"/>
+        </w:numPr>
+        <w:pBdr>
+          <w:top w:val="none" w:color="000000" w:sz="4" w:space="0"/>
+          <w:left w:val="none" w:color="000000" w:sz="4" w:space="0"/>
+          <w:bottom w:val="none" w:color="000000" w:sz="4" w:space="0"/>
+          <w:right w:val="none" w:color="000000" w:sz="4" w:space="0"/>
+        </w:pBdr>
+        <w:spacing/>
+        <w:ind w:right="0"/>
+        <w:rPr/>
+      </w:pPr>
+      <w:r>
+        <w:rPr>
+          <w:rFonts w:ascii="Courier New" w:hAnsi="Courier New" w:eastAsia="Courier New" w:cs="Courier New"/>
+          <w:color w:val="000000"/>
+          <w:sz w:val="20"/>
+        </w:rPr>
+        <w:t xml:space="preserve">cuentas</w:t>
+      </w:r>
+      <w:r>
+        <w:rPr>
+          <w:rFonts w:ascii="Times New Roman" w:hAnsi="Times New Roman" w:eastAsia="Times New Roman" w:cs="Times New Roman"/>
+          <w:color w:val="000000"/>
+          <w:sz w:val="24"/>
+        </w:rPr>
+        <w:t xml:space="preserve"> 1 → N </w:t>
+      </w:r>
+      <w:r>
+        <w:rPr>
+          <w:rFonts w:ascii="Courier New" w:hAnsi="Courier New" w:eastAsia="Courier New" w:cs="Courier New"/>
+          <w:color w:val="000000"/>
+          <w:sz w:val="20"/>
+        </w:rPr>
+        <w:t xml:space="preserve">perfiles</w:t>
+      </w:r>
+      <w:r>
+        <w:rPr>
+          <w:rFonts w:ascii="Times New Roman" w:hAnsi="Times New Roman" w:eastAsia="Times New Roman" w:cs="Times New Roman"/>
+          <w:color w:val="000000"/>
+          <w:sz w:val="24"/>
+        </w:rPr>
+        <w:t xml:space="preserve">: una cuenta puede tener hasta 5 perfiles.</w:t>
+      </w:r>
+      <w:r/>
+    </w:p>
+    <w:p>
+      <w:pPr>
+        <w:pStyle w:val="668"/>
+        <w:numPr>
+          <w:ilvl w:val="0"/>
+          <w:numId w:val="4"/>
+        </w:numPr>
+        <w:pBdr>
+          <w:top w:val="none" w:color="000000" w:sz="4" w:space="0"/>
+          <w:left w:val="none" w:color="000000" w:sz="4" w:space="0"/>
+          <w:bottom w:val="none" w:color="000000" w:sz="4" w:space="0"/>
+          <w:right w:val="none" w:color="000000" w:sz="4" w:space="0"/>
+        </w:pBdr>
+        <w:spacing/>
+        <w:ind w:right="0"/>
+        <w:rPr/>
+      </w:pPr>
+      <w:r>
+        <w:rPr>
+          <w:rFonts w:ascii="Courier New" w:hAnsi="Courier New" w:eastAsia="Courier New" w:cs="Courier New"/>
+          <w:color w:val="000000"/>
+          <w:sz w:val="20"/>
+        </w:rPr>
+        <w:t xml:space="preserve">contenido</w:t>
+      </w:r>
+      <w:r>
+        <w:rPr>
+          <w:rFonts w:ascii="Times New Roman" w:hAnsi="Times New Roman" w:eastAsia="Times New Roman" w:cs="Times New Roman"/>
+          <w:color w:val="000000"/>
+          <w:sz w:val="24"/>
+        </w:rPr>
+        <w:t xml:space="preserve"> 1 → N </w:t>
+      </w:r>
+      <w:r>
+        <w:rPr>
+          <w:rFonts w:ascii="Courier New" w:hAnsi="Courier New" w:eastAsia="Courier New" w:cs="Courier New"/>
+          <w:color w:val="000000"/>
+          <w:sz w:val="20"/>
+        </w:rPr>
+        <w:t xml:space="preserve">temporadas</w:t>
+      </w:r>
+      <w:r>
+        <w:rPr>
+          <w:rFonts w:ascii="Times New Roman" w:hAnsi="Times New Roman" w:eastAsia="Times New Roman" w:cs="Times New Roman"/>
+          <w:color w:val="000000"/>
+          <w:sz w:val="24"/>
+        </w:rPr>
+        <w:t xml:space="preserve">: una serie puede tener muchas temporadas.</w:t>
+      </w:r>
+      <w:r/>
+    </w:p>
+    <w:p>
+      <w:pPr>
+        <w:pStyle w:val="668"/>
+        <w:numPr>
+          <w:ilvl w:val="0"/>
+          <w:numId w:val="4"/>
+        </w:numPr>
+        <w:pBdr>
+          <w:top w:val="none" w:color="000000" w:sz="4" w:space="0"/>
+          <w:left w:val="none" w:color="000000" w:sz="4" w:space="0"/>
+          <w:bottom w:val="none" w:color="000000" w:sz="4" w:space="0"/>
+          <w:right w:val="none" w:color="000000" w:sz="4" w:space="0"/>
+        </w:pBdr>
+        <w:spacing/>
+        <w:ind w:right="0"/>
+        <w:rPr/>
+      </w:pPr>
+      <w:r>
+        <w:rPr>
+          <w:rFonts w:ascii="Courier New" w:hAnsi="Courier New" w:eastAsia="Courier New" w:cs="Courier New"/>
+          <w:color w:val="000000"/>
+          <w:sz w:val="20"/>
+        </w:rPr>
+        <w:t xml:space="preserve">temporadas</w:t>
+      </w:r>
+      <w:r>
+        <w:rPr>
+          <w:rFonts w:ascii="Times New Roman" w:hAnsi="Times New Roman" w:eastAsia="Times New Roman" w:cs="Times New Roman"/>
+          <w:color w:val="000000"/>
+          <w:sz w:val="24"/>
+        </w:rPr>
+        <w:t xml:space="preserve"> 1 → N </w:t>
+      </w:r>
+      <w:r>
+        <w:rPr>
+          <w:rFonts w:ascii="Courier New" w:hAnsi="Courier New" w:eastAsia="Courier New" w:cs="Courier New"/>
+          <w:color w:val="000000"/>
+          <w:sz w:val="20"/>
+        </w:rPr>
+        <w:t xml:space="preserve">episodios</w:t>
+      </w:r>
+      <w:r>
+        <w:rPr>
+          <w:rFonts w:ascii="Times New Roman" w:hAnsi="Times New Roman" w:eastAsia="Times New Roman" w:cs="Times New Roman"/>
+          <w:color w:val="000000"/>
+          <w:sz w:val="24"/>
+        </w:rPr>
+        <w:t xml:space="preserve">: cada temporada contiene sus episodios (embebidos).</w:t>
+      </w:r>
+      <w:r/>
+    </w:p>
+    <w:p>
+      <w:pPr>
+        <w:pStyle w:val="668"/>
+        <w:numPr>
+          <w:ilvl w:val="0"/>
+          <w:numId w:val="4"/>
+        </w:numPr>
+        <w:pBdr>
+          <w:top w:val="none" w:color="000000" w:sz="4" w:space="0"/>
+          <w:left w:val="none" w:color="000000" w:sz="4" w:space="0"/>
+          <w:bottom w:val="none" w:color="000000" w:sz="4" w:space="0"/>
+          <w:right w:val="none" w:color="000000" w:sz="4" w:space="0"/>
+        </w:pBdr>
+        <w:spacing/>
+        <w:ind w:right="0"/>
+        <w:rPr/>
+      </w:pPr>
+      <w:r>
+        <w:rPr>
+          <w:rFonts w:ascii="Courier New" w:hAnsi="Courier New" w:eastAsia="Courier New" w:cs="Courier New"/>
+          <w:color w:val="000000"/>
+          <w:sz w:val="20"/>
+        </w:rPr>
+        <w:t xml:space="preserve">perfiles</w:t>
+      </w:r>
+      <w:r>
+        <w:rPr>
+          <w:rFonts w:ascii="Times New Roman" w:hAnsi="Times New Roman" w:eastAsia="Times New Roman" w:cs="Times New Roman"/>
+          <w:color w:val="000000"/>
+          <w:sz w:val="24"/>
+        </w:rPr>
+        <w:t xml:space="preserve"> N ↔ M </w:t>
+      </w:r>
+      <w:r>
+        <w:rPr>
+          <w:rFonts w:ascii="Courier New" w:hAnsi="Courier New" w:eastAsia="Courier New" w:cs="Courier New"/>
+          <w:color w:val="000000"/>
+          <w:sz w:val="20"/>
+        </w:rPr>
+        <w:t xml:space="preserve">contenido</w:t>
+      </w:r>
+      <w:r>
+        <w:rPr>
+          <w:rFonts w:ascii="Times New Roman" w:hAnsi="Times New Roman" w:eastAsia="Times New Roman" w:cs="Times New Roman"/>
+          <w:color w:val="000000"/>
+          <w:sz w:val="24"/>
+        </w:rPr>
+        <w:t xml:space="preserve"> vía </w:t>
+      </w:r>
+      <w:r>
+        <w:rPr>
+          <w:rFonts w:ascii="Courier New" w:hAnsi="Courier New" w:eastAsia="Courier New" w:cs="Courier New"/>
+          <w:color w:val="000000"/>
+          <w:sz w:val="20"/>
+        </w:rPr>
+        <w:t xml:space="preserve">reproducciones</w:t>
+      </w:r>
+      <w:r>
+        <w:rPr>
+          <w:rFonts w:ascii="Times New Roman" w:hAnsi="Times New Roman" w:eastAsia="Times New Roman" w:cs="Times New Roman"/>
+          <w:color w:val="000000"/>
+          <w:sz w:val="24"/>
+        </w:rPr>
+        <w:t xml:space="preserve">: un perfil puede ver muchos títulos, un título puede ser visto por muchos perfiles. Relación sin límites.</w:t>
+      </w:r>
+      <w:r/>
+    </w:p>
+    <w:p>
+      <w:pPr>
+        <w:pStyle w:val="668"/>
+        <w:numPr>
+          <w:ilvl w:val="0"/>
+          <w:numId w:val="4"/>
+        </w:numPr>
+        <w:pBdr>
+          <w:top w:val="none" w:color="000000" w:sz="4" w:space="0"/>
+          <w:left w:val="none" w:color="000000" w:sz="4" w:space="0"/>
+          <w:bottom w:val="none" w:color="000000" w:sz="4" w:space="0"/>
+          <w:right w:val="none" w:color="000000" w:sz="4" w:space="0"/>
+        </w:pBdr>
+        <w:spacing/>
+        <w:ind w:right="0"/>
+        <w:rPr/>
+      </w:pPr>
+      <w:r>
+        <w:rPr>
+          <w:rFonts w:ascii="Courier New" w:hAnsi="Courier New" w:eastAsia="Courier New" w:cs="Courier New"/>
+          <w:color w:val="000000"/>
+          <w:sz w:val="20"/>
+        </w:rPr>
+        <w:t xml:space="preserve">perfiles</w:t>
+      </w:r>
+      <w:r>
+        <w:rPr>
+          <w:rFonts w:ascii="Times New Roman" w:hAnsi="Times New Roman" w:eastAsia="Times New Roman" w:cs="Times New Roman"/>
+          <w:color w:val="000000"/>
+          <w:sz w:val="24"/>
+        </w:rPr>
+        <w:t xml:space="preserve"> N ↔ M </w:t>
+      </w:r>
+      <w:r>
+        <w:rPr>
+          <w:rFonts w:ascii="Courier New" w:hAnsi="Courier New" w:eastAsia="Courier New" w:cs="Courier New"/>
+          <w:color w:val="000000"/>
+          <w:sz w:val="20"/>
+        </w:rPr>
+        <w:t xml:space="preserve">contenido</w:t>
+      </w:r>
+      <w:r>
+        <w:rPr>
+          <w:rFonts w:ascii="Times New Roman" w:hAnsi="Times New Roman" w:eastAsia="Times New Roman" w:cs="Times New Roman"/>
+          <w:color w:val="000000"/>
+          <w:sz w:val="24"/>
+        </w:rPr>
+        <w:t xml:space="preserve"> vía </w:t>
+      </w:r>
+      <w:r>
+        <w:rPr>
+          <w:rFonts w:ascii="Courier New" w:hAnsi="Courier New" w:eastAsia="Courier New" w:cs="Courier New"/>
+          <w:color w:val="000000"/>
+          <w:sz w:val="20"/>
+        </w:rPr>
+        <w:t xml:space="preserve">mi_lista</w:t>
+      </w:r>
+      <w:r>
+        <w:rPr>
+          <w:rFonts w:ascii="Times New Roman" w:hAnsi="Times New Roman" w:eastAsia="Times New Roman" w:cs="Times New Roman"/>
+          <w:color w:val="000000"/>
+          <w:sz w:val="24"/>
+        </w:rPr>
+        <w:t xml:space="preserve">: un perfil guarda muchos títulos en su lista.</w:t>
+      </w:r>
+      <w:r/>
+    </w:p>
+    <w:p>
+      <w:pPr>
+        <w:pStyle w:val="140"/>
+        <w:pBdr>
+          <w:top w:val="none" w:color="000000" w:sz="4" w:space="0"/>
+          <w:left w:val="none" w:color="000000" w:sz="4" w:space="0"/>
+          <w:bottom w:val="none" w:color="000000" w:sz="4" w:space="0"/>
+          <w:right w:val="none" w:color="000000" w:sz="4" w:space="0"/>
+        </w:pBdr>
+        <w:spacing/>
+        <w:ind w:right="0" w:firstLine="0" w:left="0"/>
+        <w:rPr/>
+      </w:pPr>
+      <w:r>
+        <w:rPr>
+          <w:rFonts w:ascii="Times New Roman" w:hAnsi="Times New Roman" w:eastAsia="Times New Roman" w:cs="Times New Roman"/>
+          <w:b/>
+          <w:color w:val="000000"/>
+          <w:sz w:val="36"/>
+        </w:rPr>
+        <w:t xml:space="preserve">3. Colecciones, documentos de ejemplo y decisiones de diseño</w:t>
+      </w:r>
+      <w:r/>
+    </w:p>
+    <w:p>
+      <w:pPr>
+        <w:pStyle w:val="141"/>
+        <w:pBdr>
+          <w:top w:val="none" w:color="000000" w:sz="4" w:space="0"/>
+          <w:left w:val="none" w:color="000000" w:sz="4" w:space="0"/>
+          <w:bottom w:val="none" w:color="000000" w:sz="4" w:space="0"/>
+          <w:right w:val="none" w:color="000000" w:sz="4" w:space="0"/>
+        </w:pBdr>
+        <w:spacing/>
+        <w:ind w:right="0" w:firstLine="0" w:left="0"/>
+        <w:rPr/>
+      </w:pPr>
+      <w:r>
+        <w:rPr>
+          <w:rFonts w:ascii="Times New Roman" w:hAnsi="Times New Roman" w:eastAsia="Times New Roman" w:cs="Times New Roman"/>
+          <w:b/>
+          <w:color w:val="000000"/>
+          <w:sz w:val="28"/>
+        </w:rPr>
+        <w:t xml:space="preserve">3.1 Colección </w:t>
+      </w:r>
+      <w:r>
+        <w:rPr>
+          <w:rFonts w:ascii="Courier New" w:hAnsi="Courier New" w:eastAsia="Courier New" w:cs="Courier New"/>
+          <w:b/>
+          <w:color w:val="000000"/>
+          <w:sz w:val="23"/>
+        </w:rPr>
+        <w:t xml:space="preserve">contenido</w:t>
+      </w:r>
+      <w:r/>
+    </w:p>
+    <w:p>
+      <w:pPr>
+        <w:pBdr>
+          <w:top w:val="none" w:color="000000" w:sz="4" w:space="0"/>
+          <w:left w:val="none" w:color="000000" w:sz="4" w:space="0"/>
+          <w:bottom w:val="none" w:color="000000" w:sz="4" w:space="0"/>
+          <w:right w:val="none" w:color="000000" w:sz="4" w:space="0"/>
+        </w:pBdr>
+        <w:spacing/>
+        <w:ind w:right="0" w:firstLine="0" w:left="0"/>
+        <w:rPr/>
+      </w:pPr>
+      <w:r>
+        <w:rPr>
+          <w:rFonts w:ascii="Times New Roman" w:hAnsi="Times New Roman" w:eastAsia="Times New Roman" w:cs="Times New Roman"/>
+          <w:color w:val="000000"/>
+          <w:sz w:val="24"/>
+        </w:rPr>
+        <w:t xml:space="preserve">Es la colección central del catálogo. Unifica películas y series en un único tipo de documento usando el campo discriminador </w:t>
+      </w:r>
+      <w:r>
+        <w:rPr>
+          <w:rFonts w:ascii="Courier New" w:hAnsi="Courier New" w:eastAsia="Courier New" w:cs="Courier New"/>
+          <w:color w:val="000000"/>
+          <w:sz w:val="20"/>
+        </w:rPr>
+        <w:t xml:space="preserve">tipo</w:t>
+      </w:r>
+      <w:r>
+        <w:rPr>
+          <w:rFonts w:ascii="Times New Roman" w:hAnsi="Times New Roman" w:eastAsia="Times New Roman" w:cs="Times New Roman"/>
+          <w:color w:val="000000"/>
+          <w:sz w:val="24"/>
+        </w:rPr>
+        <w:t xml:space="preserve">. Esta decisión de </w:t>
+      </w:r>
+      <w:r>
+        <w:rPr>
+          <w:rFonts w:ascii="Times New Roman" w:hAnsi="Times New Roman" w:eastAsia="Times New Roman" w:cs="Times New Roman"/>
+          <w:b/>
+          <w:color w:val="000000"/>
+          <w:sz w:val="24"/>
+        </w:rPr>
+        <w:t xml:space="preserve">polimorfismo documental</w:t>
+      </w:r>
+      <w:r>
+        <w:rPr>
+          <w:rFonts w:ascii="Times New Roman" w:hAnsi="Times New Roman" w:eastAsia="Times New Roman" w:cs="Times New Roman"/>
+          <w:color w:val="000000"/>
+          <w:sz w:val="24"/>
+        </w:rPr>
+        <w:t xml:space="preserve"> es una ventaja directa del modelo NoSQL: en un esquema relacional hubiéramos necesitado dos tablas separadas o una tabla con muchas columnas nulas.</w:t>
+      </w:r>
+      <w:r/>
+    </w:p>
+    <w:p>
+      <w:pPr>
+        <w:pBdr/>
+        <w:spacing/>
+        <w:ind/>
+        <w:rPr/>
+      </w:pPr>
       <w:r/>
       <w:r/>
     </w:p>
@@ -496,11 +2096,293 @@
       <w:suff w:val="tab"/>
     </w:lvl>
   </w:abstractNum>
+  <w:abstractNum w:abstractNumId="2">
+    <w:nsid w:val="67CC7FBA"/>
+    <w:lvl w:ilvl="0">
+      <w:isLgl w:val="false"/>
+      <w:lvlJc w:val="right"/>
+      <w:lvlText w:val="%1."/>
+      <w:numFmt w:val="decimal"/>
+      <w:pPr>
+        <w:pBdr/>
+        <w:spacing/>
+        <w:ind w:hanging="360" w:left="709"/>
+      </w:pPr>
+      <w:rPr/>
+      <w:start w:val="1"/>
+      <w:suff w:val="tab"/>
+    </w:lvl>
+    <w:lvl w:ilvl="1">
+      <w:isLgl w:val="false"/>
+      <w:lvlJc w:val="right"/>
+      <w:lvlText w:val="%2."/>
+      <w:numFmt w:val="decimal"/>
+      <w:pPr>
+        <w:pBdr/>
+        <w:spacing/>
+        <w:ind w:hanging="360" w:left="1429"/>
+      </w:pPr>
+      <w:rPr/>
+      <w:start w:val="1"/>
+      <w:suff w:val="tab"/>
+    </w:lvl>
+    <w:lvl w:ilvl="2">
+      <w:isLgl w:val="false"/>
+      <w:lvlJc w:val="right"/>
+      <w:lvlText w:val="%3."/>
+      <w:numFmt w:val="decimal"/>
+      <w:pPr>
+        <w:pBdr/>
+        <w:spacing/>
+        <w:ind w:hanging="360" w:left="2149"/>
+      </w:pPr>
+      <w:rPr/>
+      <w:start w:val="1"/>
+      <w:suff w:val="tab"/>
+    </w:lvl>
+    <w:lvl w:ilvl="3">
+      <w:isLgl w:val="false"/>
+      <w:lvlJc w:val="right"/>
+      <w:lvlText w:val="%4."/>
+      <w:numFmt w:val="decimal"/>
+      <w:pPr>
+        <w:pBdr/>
+        <w:spacing/>
+        <w:ind w:hanging="360" w:left="2869"/>
+      </w:pPr>
+      <w:rPr/>
+      <w:start w:val="1"/>
+      <w:suff w:val="tab"/>
+    </w:lvl>
+    <w:lvl w:ilvl="4">
+      <w:isLgl w:val="false"/>
+      <w:lvlJc w:val="right"/>
+      <w:lvlText w:val="%5."/>
+      <w:numFmt w:val="decimal"/>
+      <w:pPr>
+        <w:pBdr/>
+        <w:spacing/>
+        <w:ind w:hanging="360" w:left="3589"/>
+      </w:pPr>
+      <w:rPr/>
+      <w:start w:val="1"/>
+      <w:suff w:val="tab"/>
+    </w:lvl>
+    <w:lvl w:ilvl="5">
+      <w:isLgl w:val="false"/>
+      <w:lvlJc w:val="right"/>
+      <w:lvlText w:val="%6."/>
+      <w:numFmt w:val="decimal"/>
+      <w:pPr>
+        <w:pBdr/>
+        <w:spacing/>
+        <w:ind w:hanging="360" w:left="4309"/>
+      </w:pPr>
+      <w:rPr/>
+      <w:start w:val="1"/>
+      <w:suff w:val="tab"/>
+    </w:lvl>
+    <w:lvl w:ilvl="6">
+      <w:isLgl w:val="false"/>
+      <w:lvlJc w:val="right"/>
+      <w:lvlText w:val="%7."/>
+      <w:numFmt w:val="decimal"/>
+      <w:pPr>
+        <w:pBdr/>
+        <w:spacing/>
+        <w:ind w:hanging="360" w:left="5029"/>
+      </w:pPr>
+      <w:rPr/>
+      <w:start w:val="1"/>
+      <w:suff w:val="tab"/>
+    </w:lvl>
+    <w:lvl w:ilvl="7">
+      <w:isLgl w:val="false"/>
+      <w:lvlJc w:val="right"/>
+      <w:lvlText w:val="%8."/>
+      <w:numFmt w:val="decimal"/>
+      <w:pPr>
+        <w:pBdr/>
+        <w:spacing/>
+        <w:ind w:hanging="360" w:left="5749"/>
+      </w:pPr>
+      <w:rPr/>
+      <w:start w:val="1"/>
+      <w:suff w:val="tab"/>
+    </w:lvl>
+    <w:lvl w:ilvl="8">
+      <w:isLgl w:val="false"/>
+      <w:lvlJc w:val="right"/>
+      <w:lvlText w:val="%9."/>
+      <w:numFmt w:val="decimal"/>
+      <w:pPr>
+        <w:pBdr/>
+        <w:spacing/>
+        <w:ind w:hanging="360" w:left="6469"/>
+      </w:pPr>
+      <w:rPr/>
+      <w:start w:val="1"/>
+      <w:suff w:val="tab"/>
+    </w:lvl>
+  </w:abstractNum>
+  <w:abstractNum w:abstractNumId="3">
+    <w:nsid w:val="5CD2187D"/>
+    <w:lvl w:ilvl="0">
+      <w:isLgl w:val="false"/>
+      <w:lvlJc w:val="left"/>
+      <w:lvlText w:val="·"/>
+      <w:numFmt w:val="bullet"/>
+      <w:pPr>
+        <w:pBdr/>
+        <w:spacing/>
+        <w:ind w:hanging="360" w:left="709"/>
+      </w:pPr>
+      <w:rPr>
+        <w:rFonts w:hint="default" w:ascii="Symbol" w:hAnsi="Symbol" w:eastAsia="Symbol" w:cs="Symbol"/>
+      </w:rPr>
+      <w:start w:val="1"/>
+      <w:suff w:val="tab"/>
+    </w:lvl>
+    <w:lvl w:ilvl="1">
+      <w:isLgl w:val="false"/>
+      <w:lvlJc w:val="left"/>
+      <w:lvlText w:val="o"/>
+      <w:numFmt w:val="bullet"/>
+      <w:pPr>
+        <w:pBdr/>
+        <w:spacing/>
+        <w:ind w:hanging="360" w:left="1429"/>
+      </w:pPr>
+      <w:rPr>
+        <w:rFonts w:hint="default" w:ascii="Courier New" w:hAnsi="Courier New" w:eastAsia="Courier New" w:cs="Courier New"/>
+      </w:rPr>
+      <w:start w:val="1"/>
+      <w:suff w:val="tab"/>
+    </w:lvl>
+    <w:lvl w:ilvl="2">
+      <w:isLgl w:val="false"/>
+      <w:lvlJc w:val="left"/>
+      <w:lvlText w:val="§"/>
+      <w:numFmt w:val="bullet"/>
+      <w:pPr>
+        <w:pBdr/>
+        <w:spacing/>
+        <w:ind w:hanging="360" w:left="2149"/>
+      </w:pPr>
+      <w:rPr>
+        <w:rFonts w:hint="default" w:ascii="Wingdings" w:hAnsi="Wingdings" w:eastAsia="Wingdings" w:cs="Wingdings"/>
+      </w:rPr>
+      <w:start w:val="1"/>
+      <w:suff w:val="tab"/>
+    </w:lvl>
+    <w:lvl w:ilvl="3">
+      <w:isLgl w:val="false"/>
+      <w:lvlJc w:val="left"/>
+      <w:lvlText w:val="·"/>
+      <w:numFmt w:val="bullet"/>
+      <w:pPr>
+        <w:pBdr/>
+        <w:spacing/>
+        <w:ind w:hanging="360" w:left="2869"/>
+      </w:pPr>
+      <w:rPr>
+        <w:rFonts w:hint="default" w:ascii="Symbol" w:hAnsi="Symbol" w:eastAsia="Symbol" w:cs="Symbol"/>
+      </w:rPr>
+      <w:start w:val="1"/>
+      <w:suff w:val="tab"/>
+    </w:lvl>
+    <w:lvl w:ilvl="4">
+      <w:isLgl w:val="false"/>
+      <w:lvlJc w:val="left"/>
+      <w:lvlText w:val="o"/>
+      <w:numFmt w:val="bullet"/>
+      <w:pPr>
+        <w:pBdr/>
+        <w:spacing/>
+        <w:ind w:hanging="360" w:left="3589"/>
+      </w:pPr>
+      <w:rPr>
+        <w:rFonts w:hint="default" w:ascii="Courier New" w:hAnsi="Courier New" w:eastAsia="Courier New" w:cs="Courier New"/>
+      </w:rPr>
+      <w:start w:val="1"/>
+      <w:suff w:val="tab"/>
+    </w:lvl>
+    <w:lvl w:ilvl="5">
+      <w:isLgl w:val="false"/>
+      <w:lvlJc w:val="left"/>
+      <w:lvlText w:val="§"/>
+      <w:numFmt w:val="bullet"/>
+      <w:pPr>
+        <w:pBdr/>
+        <w:spacing/>
+        <w:ind w:hanging="360" w:left="4309"/>
+      </w:pPr>
+      <w:rPr>
+        <w:rFonts w:hint="default" w:ascii="Wingdings" w:hAnsi="Wingdings" w:eastAsia="Wingdings" w:cs="Wingdings"/>
+      </w:rPr>
+      <w:start w:val="1"/>
+      <w:suff w:val="tab"/>
+    </w:lvl>
+    <w:lvl w:ilvl="6">
+      <w:isLgl w:val="false"/>
+      <w:lvlJc w:val="left"/>
+      <w:lvlText w:val="·"/>
+      <w:numFmt w:val="bullet"/>
+      <w:pPr>
+        <w:pBdr/>
+        <w:spacing/>
+        <w:ind w:hanging="360" w:left="5029"/>
+      </w:pPr>
+      <w:rPr>
+        <w:rFonts w:hint="default" w:ascii="Symbol" w:hAnsi="Symbol" w:eastAsia="Symbol" w:cs="Symbol"/>
+      </w:rPr>
+      <w:start w:val="1"/>
+      <w:suff w:val="tab"/>
+    </w:lvl>
+    <w:lvl w:ilvl="7">
+      <w:isLgl w:val="false"/>
+      <w:lvlJc w:val="left"/>
+      <w:lvlText w:val="o"/>
+      <w:numFmt w:val="bullet"/>
+      <w:pPr>
+        <w:pBdr/>
+        <w:spacing/>
+        <w:ind w:hanging="360" w:left="5749"/>
+      </w:pPr>
+      <w:rPr>
+        <w:rFonts w:hint="default" w:ascii="Courier New" w:hAnsi="Courier New" w:eastAsia="Courier New" w:cs="Courier New"/>
+      </w:rPr>
+      <w:start w:val="1"/>
+      <w:suff w:val="tab"/>
+    </w:lvl>
+    <w:lvl w:ilvl="8">
+      <w:isLgl w:val="false"/>
+      <w:lvlJc w:val="left"/>
+      <w:lvlText w:val="§"/>
+      <w:numFmt w:val="bullet"/>
+      <w:pPr>
+        <w:pBdr/>
+        <w:spacing/>
+        <w:ind w:hanging="360" w:left="6469"/>
+      </w:pPr>
+      <w:rPr>
+        <w:rFonts w:hint="default" w:ascii="Wingdings" w:hAnsi="Wingdings" w:eastAsia="Wingdings" w:cs="Wingdings"/>
+      </w:rPr>
+      <w:start w:val="1"/>
+      <w:suff w:val="tab"/>
+    </w:lvl>
+  </w:abstractNum>
   <w:num w:numId="1">
     <w:abstractNumId w:val="0"/>
   </w:num>
   <w:num w:numId="2">
     <w:abstractNumId w:val="1"/>
+  </w:num>
+  <w:num w:numId="3">
+    <w:abstractNumId w:val="2"/>
+  </w:num>
+  <w:num w:numId="4">
+    <w:abstractNumId w:val="3"/>
   </w:num>
 </w:numbering>
 </file>
